--- a/Nimisha-Mehta-ATS-Resume-Visual.docx
+++ b/Nimisha-Mehta-ATS-Resume-Visual.docx
@@ -2,6 +2,45 @@
 <file path=word/document.xml><?xml version="1.0" encoding="utf-8"?>
 <w:document xmlns:wpc="http://schemas.microsoft.com/office/word/2010/wordprocessingCanvas" xmlns:mo="http://schemas.microsoft.com/office/mac/office/2008/main" xmlns:mc="http://schemas.openxmlformats.org/markup-compatibility/2006" xmlns:mv="urn:schemas-microsoft-com:mac:vml" xmlns:o="urn:schemas-microsoft-com:office:office" xmlns:r="http://schemas.openxmlformats.org/officeDocument/2006/relationships" xmlns:m="http://schemas.openxmlformats.org/officeDocument/2006/math" xmlns:v="urn:schemas-microsoft-com:vml" xmlns:wp14="http://schemas.microsoft.com/office/word/2010/wordprocessingDrawing" xmlns:wp="http://schemas.openxmlformats.org/drawingml/2006/wordprocessingDrawing" xmlns:w10="urn:schemas-microsoft-com:office:word" xmlns:w="http://schemas.openxmlformats.org/wordprocessingml/2006/main" xmlns:w14="http://schemas.microsoft.com/office/word/2010/wordml" xmlns:wpg="http://schemas.microsoft.com/office/word/2010/wordprocessingGroup" xmlns:wpi="http://schemas.microsoft.com/office/word/2010/wordprocessingInk" xmlns:wne="http://schemas.microsoft.com/office/word/2006/wordml" xmlns:wps="http://schemas.microsoft.com/office/word/2010/wordprocessingShape" mc:Ignorable="w14 wp14">
   <w:body>
+    <w:p>
+      <w:pPr>
+        <w:jc w:val="center"/>
+      </w:pPr>
+      <w:r>
+        <w:drawing>
+          <wp:inline xmlns:a="http://schemas.openxmlformats.org/drawingml/2006/main" xmlns:pic="http://schemas.openxmlformats.org/drawingml/2006/picture">
+            <wp:extent cx="1097280" cy="1463040"/>
+            <wp:docPr id="1" name="Picture 1"/>
+            <wp:cNvGraphicFramePr>
+              <a:graphicFrameLocks noChangeAspect="1"/>
+            </wp:cNvGraphicFramePr>
+            <a:graphic>
+              <a:graphicData uri="http://schemas.openxmlformats.org/drawingml/2006/picture">
+                <pic:pic>
+                  <pic:nvPicPr>
+                    <pic:cNvPr id="0" name="nimisha_photo_resized.png"/>
+                    <pic:cNvPicPr/>
+                  </pic:nvPicPr>
+                  <pic:blipFill>
+                    <a:blip r:embed="rId9"/>
+                    <a:stretch>
+                      <a:fillRect/>
+                    </a:stretch>
+                  </pic:blipFill>
+                  <pic:spPr>
+                    <a:xfrm>
+                      <a:off x="0" y="0"/>
+                      <a:ext cx="1097280" cy="1463040"/>
+                    </a:xfrm>
+                    <a:prstGeom prst="rect"/>
+                  </pic:spPr>
+                </pic:pic>
+              </a:graphicData>
+            </a:graphic>
+          </wp:inline>
+        </w:drawing>
+      </w:r>
+    </w:p>
     <w:p>
       <w:pPr>
         <w:spacing w:after="40"/>

--- a/Nimisha-Mehta-ATS-Resume-Visual.docx
+++ b/Nimisha-Mehta-ATS-Resume-Visual.docx
@@ -428,7 +428,7 @@
         <w:ind w:left="288"/>
       </w:pPr>
       <w:r>
-        <w:t>Lead Azure and AWS operations/engineering teams and drive end-to-end service delivery for enterprise cloud platforms.</w:t>
+        <w:t>Led end-to-end public cloud operations across AWS and Azure for enterprise clients in Pharma domain</w:t>
       </w:r>
     </w:p>
     <w:p>
@@ -438,7 +438,7 @@
         <w:ind w:left="288"/>
       </w:pPr>
       <w:r>
-        <w:t>Own operational governance with customers and stakeholders, including service reviews, KPI/SLA tracking, risk logs, and escalation management.</w:t>
+        <w:t>Owned operational governance: SLA/KPI tracking, service reviews, risk management, and escalation handling</w:t>
       </w:r>
     </w:p>
     <w:p>
@@ -448,7 +448,7 @@
         <w:ind w:left="288"/>
       </w:pPr>
       <w:r>
-        <w:t>Manage staffing and team productivity through capacity planning, shift coverage, prioritization, and skill-matrix-based allocation.</w:t>
+        <w:t>Utilizing Terraform based pipeline in Azure DevOps for operational efficiency.</w:t>
       </w:r>
     </w:p>
     <w:p>
@@ -458,7 +458,7 @@
         <w:ind w:left="288"/>
       </w:pPr>
       <w:r>
-        <w:t>Guide migration and modernization programs by aligning architecture, operations readiness, and cutover planning.</w:t>
+        <w:t>Established Splunk-based observability using Azure Event Hub and AWS CloudTrail for real-time alerting and incident detection</w:t>
       </w:r>
     </w:p>
     <w:p>
@@ -468,7 +468,7 @@
         <w:ind w:left="288"/>
       </w:pPr>
       <w:r>
-        <w:t>Drive cloud compliance and governance through tagging standards, policy enforcement, documentation standards, and operational controls.</w:t>
+        <w:t>Implemented AWS Instance Scheduler and Azure auto-shutdown policies for FinOps and cost reduction</w:t>
       </w:r>
     </w:p>
     <w:p>
@@ -478,7 +478,7 @@
         <w:ind w:left="288"/>
       </w:pPr>
       <w:r>
-        <w:t>Implement cloud cost optimization initiatives such as AWS Instance Scheduler, environment hygiene, and utilization tuning.</w:t>
+        <w:t>Built and maintained runbooks, SOPs, Design Specification documents and Work Instructions for operational resilience</w:t>
       </w:r>
     </w:p>
     <w:p>
@@ -488,7 +488,7 @@
         <w:ind w:left="288"/>
       </w:pPr>
       <w:r>
-        <w:t>Establish platform monitoring and alerting through Splunk integrations using Event Hub, Log Analytics, and CloudTrail.</w:t>
+        <w:t>Led vRealize Automation (vRA) and vRealize Orchestrator (vRO) implementation to automate manual cloud &amp; on-prem provisioning and operational tasks, eliminating repetitive human effort and reducing turnaround time</w:t>
       </w:r>
     </w:p>
     <w:p>
@@ -498,7 +498,7 @@
         <w:ind w:left="288"/>
       </w:pPr>
       <w:r>
-        <w:t>Enable secure cloud networking using Private Endpoints, ExpressRoute, Palo Alto firewall controls, Route53, and traffic-forwarding patterns.</w:t>
+        <w:t>Managed and maintained a library of 20+ vRO workflows covering VM lifecycle, DNS updates, storage provisioning, snapshot management, and IP Management.</w:t>
       </w:r>
     </w:p>
     <w:p>
@@ -508,7 +508,87 @@
         <w:ind w:left="288"/>
       </w:pPr>
       <w:r>
-        <w:t>Coach engineers and leads through regular feedback, mentorship, and growth planning to build a high-performing delivery culture.</w:t>
+        <w:t>Led operations team in adopting vRA self-service portal(Aria), and letting them leveraged by other teams as well.</w:t>
+      </w:r>
+    </w:p>
+    <w:p>
+      <w:pPr>
+        <w:pStyle w:val="ListBullet"/>
+      </w:pPr>
+      <w:r>
+        <w:t>Coordinated workflow governance: versioning, testing, peer review, and approval processes for all vRO workflow changes in production</w:t>
+      </w:r>
+    </w:p>
+    <w:p>
+      <w:pPr>
+        <w:pStyle w:val="ListBullet"/>
+      </w:pPr>
+      <w:r>
+        <w:t>Conducted formal qualification of cloud services before onboarding - assessed architecture design, security posture, resource tagging standards, naming conventions, and compliance alignment to ensure workloads met enterprise cloud readiness criteria</w:t>
+      </w:r>
+    </w:p>
+    <w:p>
+      <w:pPr>
+        <w:pStyle w:val="ListBullet"/>
+      </w:pPr>
+      <w:r>
+        <w:t>Maintained rigorous SLA tracking for all ServiceNow incident and service request tickets; produced weekly and monthly highlight reports covering open/closed ticket volumes, SLA breach analysis, incident trends, MTTR metrics, and actionable recommendations shared with customer and management stakeholders</w:t>
+      </w:r>
+    </w:p>
+    <w:p>
+      <w:pPr>
+        <w:pStyle w:val="ListBullet"/>
+      </w:pPr>
+      <w:r>
+        <w:t>Provided 24x7 on-call support for Priority 1 (P1) and critical incidents; led bridge calls, performed structured root cause analysis (RCA), coordinated with resolver teams, and ensured timely stakeholder communication and post-incident review documentation</w:t>
+      </w:r>
+    </w:p>
+    <w:p>
+      <w:pPr>
+        <w:pStyle w:val="ListBullet"/>
+      </w:pPr>
+      <w:r>
+        <w:t>Administered key cloud services across Azure and AWS including Virtual Networks (VNet), Virtual Machines, automated cloud provisioning pipelines, landing zone governance, private endpoints, DNS zones, App Services and storage account configurations</w:t>
+      </w:r>
+    </w:p>
+    <w:p>
+      <w:pPr>
+        <w:pStyle w:val="ListBullet"/>
+      </w:pPr>
+      <w:r>
+        <w:t>Led periodic orphan resource cleanup across Azure and AWS environments - identified and safely decommissioned unused virtual machines, unattached disks, stale snapshots, idle public IPs, and empty resource groups, delivering measurable cost savings and reducing environment clutter</w:t>
+      </w:r>
+    </w:p>
+    <w:p>
+      <w:pPr>
+        <w:pStyle w:val="ListBullet"/>
+      </w:pPr>
+      <w:r>
+        <w:t>Enforced cloud governance through Azure Policy assignments, AWS Service Control Policies (SCPs), RBAC-based access management, and Entra ID (Azure AD) lifecycle management including role assignments, Privileged Identity Management (PIM), group policies, and conditional access configurations</w:t>
+      </w:r>
+    </w:p>
+    <w:p>
+      <w:pPr>
+        <w:pStyle w:val="ListBullet"/>
+      </w:pPr>
+      <w:r>
+        <w:t>Managed cloud network operations including VNet peering, Hub-Spoke topology governance, ExpressRoute and VPN connectivity validation, NSG rule review cycles, and traffic routing configuration changes with full change management compliance</w:t>
+      </w:r>
+    </w:p>
+    <w:p>
+      <w:pPr>
+        <w:pStyle w:val="ListBullet"/>
+      </w:pPr>
+      <w:r>
+        <w:t>Delivered end-to-end cloud operations management - spanning service request intake, infrastructure provisioning, configuration, monitoring, patching, compliance checks, incident resolution, Problem Management ensuring full lifecycle accountability for all cloud assets</w:t>
+      </w:r>
+    </w:p>
+    <w:p>
+      <w:pPr>
+        <w:pStyle w:val="ListBullet"/>
+      </w:pPr>
+      <w:r>
+        <w:t>Designed, built, and maintained ServiceNow service catalogue items for cloud provisioning requests and enabling ServiceNow Discovery for better governance and compliance.</w:t>
       </w:r>
     </w:p>
     <w:p>

--- a/Nimisha-Mehta-ATS-Resume-Visual.docx
+++ b/Nimisha-Mehta-ATS-Resume-Visual.docx
@@ -103,10 +103,7 @@
         <w:spacing w:line="276" w:lineRule="auto" w:before="0" w:after="80"/>
       </w:pPr>
       <w:r>
-        <w:rPr>
-          <w:color w:val="212121"/>
-        </w:rPr>
-        <w:t>Operations-focused cloud technology leader with 10+ years of experience managing teams, customers, and enterprise cloud programs across Azure and AWS. Proven track record in service delivery governance, migration leadership, incident and problem management, stakeholder communication, and customer satisfaction improvement. Experienced in scaling cloud operations, leading cross-functional teams, and delivering secure, reliable, and cost-optimized platforms for Telecom and Pharma clients.</w:t>
+        <w:t>Operations-focused cloud technology leader with 10+ years of hands-on experience in Azure/AWS cloud operations and migrations. Proven in service delivery governance, incident management, stakeholder communication, migration execution, and building high-performing cloud teams. Delivered enterprise programs for Telecom (AT&amp;T) and Pharma (Novartis/Sandoz) clients.</w:t>
       </w:r>
     </w:p>
     <w:p>
@@ -424,91 +421,135 @@
     <w:p>
       <w:pPr>
         <w:pStyle w:val="ListBullet"/>
-        <w:spacing w:line="276" w:lineRule="auto" w:before="0" w:after="40"/>
-        <w:ind w:left="288"/>
       </w:pPr>
       <w:r>
-        <w:t>Led end-to-end public cloud operations across AWS and Azure for enterprise clients in Pharma domain</w:t>
+        <w:t>Mentored junior engineers on Azure best practices and delivered internal knowledge-sharing sessions</w:t>
       </w:r>
     </w:p>
     <w:p>
       <w:pPr>
         <w:pStyle w:val="ListBullet"/>
-        <w:spacing w:line="276" w:lineRule="auto" w:before="0" w:after="40"/>
-        <w:ind w:left="288"/>
       </w:pPr>
       <w:r>
-        <w:t>Owned operational governance: SLA/KPI tracking, service reviews, risk management, and escalation handling</w:t>
+        <w:t>Managed change, incident, and problem management aligned to ITIL practices and customer SLA commitments</w:t>
       </w:r>
     </w:p>
     <w:p>
       <w:pPr>
         <w:pStyle w:val="ListBullet"/>
-        <w:spacing w:line="276" w:lineRule="auto" w:before="0" w:after="40"/>
-        <w:ind w:left="288"/>
       </w:pPr>
       <w:r>
-        <w:t>Utilizing Terraform based pipeline in Azure DevOps for operational efficiency.</w:t>
+        <w:t>Drove capacity planning, resource optimisation, and monthly FinOps reviews with customer stakeholders</w:t>
       </w:r>
     </w:p>
     <w:p>
       <w:pPr>
         <w:pStyle w:val="ListBullet"/>
-        <w:spacing w:line="276" w:lineRule="auto" w:before="0" w:after="40"/>
-        <w:ind w:left="288"/>
       </w:pPr>
       <w:r>
-        <w:t>Established Splunk-based observability using Azure Event Hub and AWS CloudTrail for real-time alerting and incident detection</w:t>
+        <w:t>Coordinated platform monitoring and alerting using Azure Monitor, Log Analytics, and Defender for Cloud</w:t>
       </w:r>
     </w:p>
     <w:p>
       <w:pPr>
         <w:pStyle w:val="ListBullet"/>
-        <w:spacing w:line="276" w:lineRule="auto" w:before="0" w:after="40"/>
-        <w:ind w:left="288"/>
       </w:pPr>
       <w:r>
-        <w:t>Implemented AWS Instance Scheduler and Azure auto-shutdown policies for FinOps and cost reduction</w:t>
+        <w:t>Led cloud governance initiatives including Azure Policy, tagging compliance, RBAC, and security baseline enforcement</w:t>
       </w:r>
     </w:p>
     <w:p>
       <w:pPr>
         <w:pStyle w:val="ListBullet"/>
-        <w:spacing w:line="276" w:lineRule="auto" w:before="0" w:after="40"/>
-        <w:ind w:left="288"/>
       </w:pPr>
       <w:r>
-        <w:t>Built and maintained runbooks, SOPs, Design Specification documents and Work Instructions for operational resilience</w:t>
+        <w:t>Managed Azure infrastructure lifecycle: App Services, AKS, Key Vault, VNets, Storage, and Entra ID configurations</w:t>
       </w:r>
     </w:p>
     <w:p>
       <w:pPr>
         <w:pStyle w:val="ListBullet"/>
-        <w:spacing w:line="276" w:lineRule="auto" w:before="0" w:after="40"/>
-        <w:ind w:left="288"/>
       </w:pPr>
       <w:r>
-        <w:t>Led vRealize Automation (vRA) and vRealize Orchestrator (vRO) implementation to automate manual cloud &amp; on-prem provisioning and operational tasks, eliminating repetitive human effort and reducing turnaround time</w:t>
+        <w:t>Served as Azure technical lead for migration and steady-state operations of Novartis and Sandoz cloud environments</w:t>
+      </w:r>
+    </w:p>
+    <w:p>
+      <w:pPr/>
+      <w:r>
+        <w:t>Azure Cloud Lead — Novartis / Sandoz (Pharma)</w:t>
       </w:r>
     </w:p>
     <w:p>
       <w:pPr>
         <w:pStyle w:val="ListBullet"/>
-        <w:spacing w:line="276" w:lineRule="auto" w:before="0" w:after="40"/>
-        <w:ind w:left="288"/>
       </w:pPr>
       <w:r>
-        <w:t>Managed and maintained a library of 20+ vRO workflows covering VM lifecycle, DNS updates, storage provisioning, snapshot management, and IP Management.</w:t>
+        <w:t>Designed, built, and maintained ServiceNow service catalogue items for cloud provisioning requests and enabling ServiceNow Discovery for better governance and compliance.</w:t>
       </w:r>
     </w:p>
     <w:p>
       <w:pPr>
         <w:pStyle w:val="ListBullet"/>
-        <w:spacing w:line="276" w:lineRule="auto" w:before="0" w:after="40"/>
-        <w:ind w:left="288"/>
       </w:pPr>
       <w:r>
-        <w:t>Led operations team in adopting vRA self-service portal(Aria), and letting them leveraged by other teams as well.</w:t>
+        <w:t>Delivered end-to-end cloud operations management - spanning service request intake, infrastructure provisioning, configuration, monitoring, patching, compliance checks, incident resolution, Problem Management ensuring full lifecycle accountability for all cloud assets</w:t>
+      </w:r>
+    </w:p>
+    <w:p>
+      <w:pPr>
+        <w:pStyle w:val="ListBullet"/>
+      </w:pPr>
+      <w:r>
+        <w:t>Managed cloud network operations including VNet peering, Hub-Spoke topology governance, ExpressRoute and VPN connectivity validation, NSG rule review cycles, and traffic routing configuration changes with full change management compliance</w:t>
+      </w:r>
+    </w:p>
+    <w:p>
+      <w:pPr>
+        <w:pStyle w:val="ListBullet"/>
+      </w:pPr>
+      <w:r>
+        <w:t>Enforced cloud governance through Azure Policy assignments, AWS Service Control Policies (SCPs), RBAC-based access management, and Entra ID (Azure AD) lifecycle management including role assignments, Privileged Identity Management (PIM), group policies, and conditional access configurations</w:t>
+      </w:r>
+    </w:p>
+    <w:p>
+      <w:pPr>
+        <w:pStyle w:val="ListBullet"/>
+      </w:pPr>
+      <w:r>
+        <w:t>Led periodic orphan resource cleanup across Azure and AWS environments - identified and safely decommissioned unused virtual machines, unattached disks, stale snapshots, idle public IPs, and empty resource groups, delivering measurable cost savings and reducing environment clutter</w:t>
+      </w:r>
+    </w:p>
+    <w:p>
+      <w:pPr>
+        <w:pStyle w:val="ListBullet"/>
+      </w:pPr>
+      <w:r>
+        <w:t>Administered key cloud services across Azure and AWS including Virtual Networks (VNet), Virtual Machines, automated cloud provisioning pipelines, landing zone governance, private endpoints, DNS zones, App Services and storage account configurations</w:t>
+      </w:r>
+    </w:p>
+    <w:p>
+      <w:pPr>
+        <w:pStyle w:val="ListBullet"/>
+      </w:pPr>
+      <w:r>
+        <w:t>Provided 24x7 on-call support for Priority 1 (P1) and critical incidents; led bridge calls, performed structured root cause analysis (RCA), coordinated with resolver teams, and ensured timely stakeholder communication and post-incident review documentation</w:t>
+      </w:r>
+    </w:p>
+    <w:p>
+      <w:pPr>
+        <w:pStyle w:val="ListBullet"/>
+      </w:pPr>
+      <w:r>
+        <w:t>Maintained rigorous SLA tracking for all ServiceNow incident and service request tickets; produced weekly and monthly highlight reports covering open/closed ticket volumes, SLA breach analysis, incident trends, MTTR metrics, and actionable recommendations shared with customer and management stakeholders</w:t>
+      </w:r>
+    </w:p>
+    <w:p>
+      <w:pPr>
+        <w:pStyle w:val="ListBullet"/>
+      </w:pPr>
+      <w:r>
+        <w:t>Conducted formal qualification of cloud services before onboarding - assessed architecture design, security posture, resource tagging standards, naming conventions, and compliance alignment to ensure workloads met enterprise cloud readiness criteria</w:t>
       </w:r>
     </w:p>
     <w:p>
@@ -524,7 +565,7 @@
         <w:pStyle w:val="ListBullet"/>
       </w:pPr>
       <w:r>
-        <w:t>Conducted formal qualification of cloud services before onboarding - assessed architecture design, security posture, resource tagging standards, naming conventions, and compliance alignment to ensure workloads met enterprise cloud readiness criteria</w:t>
+        <w:t>Led operations team in adopting vRA self-service portal(Aria), and letting them leveraged by other teams as well.</w:t>
       </w:r>
     </w:p>
     <w:p>
@@ -532,7 +573,7 @@
         <w:pStyle w:val="ListBullet"/>
       </w:pPr>
       <w:r>
-        <w:t>Maintained rigorous SLA tracking for all ServiceNow incident and service request tickets; produced weekly and monthly highlight reports covering open/closed ticket volumes, SLA breach analysis, incident trends, MTTR metrics, and actionable recommendations shared with customer and management stakeholders</w:t>
+        <w:t>Managed and maintained a library of 20+ vRO workflows covering VM lifecycle, DNS updates, storage provisioning, snapshot management, and IP Management.</w:t>
       </w:r>
     </w:p>
     <w:p>
@@ -540,7 +581,7 @@
         <w:pStyle w:val="ListBullet"/>
       </w:pPr>
       <w:r>
-        <w:t>Provided 24x7 on-call support for Priority 1 (P1) and critical incidents; led bridge calls, performed structured root cause analysis (RCA), coordinated with resolver teams, and ensured timely stakeholder communication and post-incident review documentation</w:t>
+        <w:t>Led vRealize Automation (vRA) and vRealize Orchestrator (vRO) implementation to automate manual cloud &amp; on-prem provisioning and operational tasks, eliminating repetitive human effort and reducing turnaround time</w:t>
       </w:r>
     </w:p>
     <w:p>
@@ -548,7 +589,7 @@
         <w:pStyle w:val="ListBullet"/>
       </w:pPr>
       <w:r>
-        <w:t>Administered key cloud services across Azure and AWS including Virtual Networks (VNet), Virtual Machines, automated cloud provisioning pipelines, landing zone governance, private endpoints, DNS zones, App Services and storage account configurations</w:t>
+        <w:t>Built and maintained runbooks, SOPs, Design Specification documents and Work Instructions for operational resilience</w:t>
       </w:r>
     </w:p>
     <w:p>
@@ -556,7 +597,7 @@
         <w:pStyle w:val="ListBullet"/>
       </w:pPr>
       <w:r>
-        <w:t>Led periodic orphan resource cleanup across Azure and AWS environments - identified and safely decommissioned unused virtual machines, unattached disks, stale snapshots, idle public IPs, and empty resource groups, delivering measurable cost savings and reducing environment clutter</w:t>
+        <w:t>Implemented AWS Instance Scheduler and Azure auto-shutdown policies for FinOps and cost reduction</w:t>
       </w:r>
     </w:p>
     <w:p>
@@ -564,7 +605,7 @@
         <w:pStyle w:val="ListBullet"/>
       </w:pPr>
       <w:r>
-        <w:t>Enforced cloud governance through Azure Policy assignments, AWS Service Control Policies (SCPs), RBAC-based access management, and Entra ID (Azure AD) lifecycle management including role assignments, Privileged Identity Management (PIM), group policies, and conditional access configurations</w:t>
+        <w:t>Established Splunk-based observability using Azure Event Hub and AWS CloudTrail for real-time alerting and incident detection</w:t>
       </w:r>
     </w:p>
     <w:p>
@@ -572,7 +613,7 @@
         <w:pStyle w:val="ListBullet"/>
       </w:pPr>
       <w:r>
-        <w:t>Managed cloud network operations including VNet peering, Hub-Spoke topology governance, ExpressRoute and VPN connectivity validation, NSG rule review cycles, and traffic routing configuration changes with full change management compliance</w:t>
+        <w:t>Utilizing Terraform based pipeline in Azure DevOps for operational efficiency.</w:t>
       </w:r>
     </w:p>
     <w:p>
@@ -580,7 +621,7 @@
         <w:pStyle w:val="ListBullet"/>
       </w:pPr>
       <w:r>
-        <w:t>Delivered end-to-end cloud operations management - spanning service request intake, infrastructure provisioning, configuration, monitoring, patching, compliance checks, incident resolution, Problem Management ensuring full lifecycle accountability for all cloud assets</w:t>
+        <w:t>Owned operational governance: SLA/KPI tracking, service reviews, risk management, and escalation handling</w:t>
       </w:r>
     </w:p>
     <w:p>
@@ -588,7 +629,13 @@
         <w:pStyle w:val="ListBullet"/>
       </w:pPr>
       <w:r>
-        <w:t>Designed, built, and maintained ServiceNow service catalogue items for cloud provisioning requests and enabling ServiceNow Discovery for better governance and compliance.</w:t>
+        <w:t>Led end-to-end public cloud operations across AWS and Azure for enterprise clients in Pharma domain</w:t>
+      </w:r>
+    </w:p>
+    <w:p>
+      <w:pPr/>
+      <w:r>
+        <w:t>Public Cloud (AWS &amp; Azure) &amp; Automation (vRA/vRO) Lead</w:t>
       </w:r>
     </w:p>
     <w:p>
@@ -611,61 +658,33 @@
     <w:p>
       <w:pPr>
         <w:pStyle w:val="ListBullet"/>
-        <w:spacing w:line="276" w:lineRule="auto" w:before="0" w:after="40"/>
-        <w:ind w:left="288"/>
       </w:pPr>
       <w:r>
-        <w:t>Managed cloud delivery for multiple Azure migration programs across planning, design, execution, and transition phases.</w:t>
+        <w:t>Facilitated migration acceptance testing (MAT), knowledge transfer, and post-go-live hypercare support</w:t>
       </w:r>
     </w:p>
     <w:p>
       <w:pPr>
         <w:pStyle w:val="ListBullet"/>
-        <w:spacing w:line="276" w:lineRule="auto" w:before="0" w:after="40"/>
-        <w:ind w:left="288"/>
       </w:pPr>
       <w:r>
-        <w:t>Collaborated with customer and application stakeholders to define migration waves, optimization opportunities, and cutover readiness criteria.</w:t>
+        <w:t>Directed enterprise integration for secure file-transfer and messaging systems (Connect:Direct, IBM MQ)</w:t>
       </w:r>
     </w:p>
     <w:p>
       <w:pPr>
         <w:pStyle w:val="ListBullet"/>
-        <w:spacing w:line="276" w:lineRule="auto" w:before="0" w:after="40"/>
-        <w:ind w:left="288"/>
       </w:pPr>
       <w:r>
-        <w:t>Led provisioning and configuration of cloud infrastructure, including VMs, storage, NSG, Key Vault, and deployment pipelines.</w:t>
+        <w:t>Led provisioning of VMs, storage, NSG, Key Vault, and CI/CD pipelines for enterprise clients</w:t>
       </w:r>
     </w:p>
     <w:p>
       <w:pPr>
         <w:pStyle w:val="ListBullet"/>
-        <w:spacing w:line="276" w:lineRule="auto" w:before="0" w:after="40"/>
-        <w:ind w:left="288"/>
       </w:pPr>
       <w:r>
-        <w:t>Directed enterprise integration setup for secure file transfer and messaging systems (Connect:Direct, IBM MQ, NFS, NetCool).</w:t>
-      </w:r>
-    </w:p>
-    <w:p>
-      <w:pPr>
-        <w:pStyle w:val="ListBullet"/>
-        <w:spacing w:line="276" w:lineRule="auto" w:before="0" w:after="40"/>
-        <w:ind w:left="288"/>
-      </w:pPr>
-      <w:r>
-        <w:t>Oversaw environment connectivity setup (PLE, PLS, NVA, Squid, DNS Zones) and ensured secure outbound/inbound network operations.</w:t>
-      </w:r>
-    </w:p>
-    <w:p>
-      <w:pPr>
-        <w:pStyle w:val="ListBullet"/>
-        <w:spacing w:line="276" w:lineRule="auto" w:before="0" w:after="40"/>
-        <w:ind w:left="288"/>
-      </w:pPr>
-      <w:r>
-        <w:t>Facilitated handoff and transition governance by leading migration acceptance testing (MAT), knowledge transfer, and post-go-live support.</w:t>
+        <w:t>Managed cloud delivery for multiple Azure migration programs across planning, design, execution, and transition phases</w:t>
       </w:r>
     </w:p>
     <w:p>
@@ -688,41 +707,65 @@
     <w:p>
       <w:pPr>
         <w:pStyle w:val="ListBullet"/>
-        <w:spacing w:line="276" w:lineRule="auto" w:before="0" w:after="40"/>
-        <w:ind w:left="288"/>
       </w:pPr>
       <w:r>
-        <w:t>Delivered L1/L2 production support for cloud infrastructure and addressed incidents within SLA commitments.</w:t>
+        <w:t>Supported infrastructure reliability, monitoring, and automation for cloud operations</w:t>
       </w:r>
     </w:p>
     <w:p>
       <w:pPr>
         <w:pStyle w:val="ListBullet"/>
-        <w:spacing w:line="276" w:lineRule="auto" w:before="0" w:after="40"/>
-        <w:ind w:left="288"/>
       </w:pPr>
       <w:r>
-        <w:t>Handled escalations and drove root cause analysis for high-severity defects to reduce recurrence and improve service stability.</w:t>
+        <w:t>Conducted root cause analysis for high-severity defects to reduce recurrence and improve stability</w:t>
       </w:r>
     </w:p>
     <w:p>
       <w:pPr>
         <w:pStyle w:val="ListBullet"/>
-        <w:spacing w:line="276" w:lineRule="auto" w:before="0" w:after="40"/>
-        <w:ind w:left="288"/>
       </w:pPr>
       <w:r>
-        <w:t>Supported AT&amp;T telecom cloud operations with infrastructure reliability, monitoring, and automation support.</w:t>
+        <w:t>Delivered L1/L2 production support for AT&amp;T telecom cloud infrastructure with SLA adherence</w:t>
       </w:r>
     </w:p>
     <w:p>
       <w:pPr>
         <w:pStyle w:val="ListBullet"/>
-        <w:spacing w:line="276" w:lineRule="auto" w:before="0" w:after="40"/>
-        <w:ind w:left="288"/>
       </w:pPr>
       <w:r>
-        <w:t>Improved defect lifecycle management through structured logging, ownership tracking, and faster closure coordination.</w:t>
+        <w:t>Reduced cloud provisioning time by 40% through IaC standardisation and reusable Terraform module libraries</w:t>
+      </w:r>
+    </w:p>
+    <w:p>
+      <w:pPr>
+        <w:pStyle w:val="ListBullet"/>
+      </w:pPr>
+      <w:r>
+        <w:t>Strengthened delivery governance across operations and engineering, improving team output and audit scores</w:t>
+      </w:r>
+    </w:p>
+    <w:p>
+      <w:pPr>
+        <w:pStyle w:val="ListBullet"/>
+      </w:pPr>
+      <w:r>
+        <w:t>Optimized VM sizing and scheduling across Azure and AWS environments, delivering ~30% cloud cost savings while maintaining performance and SLA targets.</w:t>
+      </w:r>
+    </w:p>
+    <w:p>
+      <w:pPr>
+        <w:pStyle w:val="ListBullet"/>
+      </w:pPr>
+      <w:r>
+        <w:t>Automated repetitive service-request workflows, cutting SLA turnaround time and improving CSAT scores</w:t>
+      </w:r>
+    </w:p>
+    <w:p>
+      <w:pPr>
+        <w:pStyle w:val="ListBullet"/>
+      </w:pPr>
+      <w:r>
+        <w:t>Integrated ServiceNow with Splunk to automate backup-failure alerting, reducing resolution time significantly</w:t>
       </w:r>
     </w:p>
     <w:p>
@@ -736,56 +779,6 @@
           <w:sz w:val="24"/>
         </w:rPr>
         <w:t>KEY ACHIEVEMENTS</w:t>
-      </w:r>
-    </w:p>
-    <w:p>
-      <w:pPr>
-        <w:pStyle w:val="ListBullet"/>
-        <w:spacing w:line="276" w:lineRule="auto" w:before="0" w:after="40"/>
-        <w:ind w:left="288"/>
-      </w:pPr>
-      <w:r>
-        <w:t>Led cross-functional cloud teams and strengthened delivery governance across operations and engineering streams.</w:t>
-      </w:r>
-    </w:p>
-    <w:p>
-      <w:pPr>
-        <w:pStyle w:val="ListBullet"/>
-        <w:spacing w:line="276" w:lineRule="auto" w:before="0" w:after="40"/>
-        <w:ind w:left="288"/>
-      </w:pPr>
-      <w:r>
-        <w:t>Improved Service Catalog process efficiency through workflow and form optimization initiatives.</w:t>
-      </w:r>
-    </w:p>
-    <w:p>
-      <w:pPr>
-        <w:pStyle w:val="ListBullet"/>
-        <w:spacing w:line="276" w:lineRule="auto" w:before="0" w:after="40"/>
-        <w:ind w:left="288"/>
-      </w:pPr>
-      <w:r>
-        <w:t>Integrated ServiceNow with Splunk to automate backup failure alerting and improve operational responsiveness.</w:t>
-      </w:r>
-    </w:p>
-    <w:p>
-      <w:pPr>
-        <w:pStyle w:val="ListBullet"/>
-        <w:spacing w:line="276" w:lineRule="auto" w:before="0" w:after="40"/>
-        <w:ind w:left="288"/>
-      </w:pPr>
-      <w:r>
-        <w:t>Automated repetitive service-request activities to reduce SLA turnaround time and improve customer experience.</w:t>
-      </w:r>
-    </w:p>
-    <w:p>
-      <w:pPr>
-        <w:pStyle w:val="ListBullet"/>
-        <w:spacing w:line="276" w:lineRule="auto" w:before="0" w:after="40"/>
-        <w:ind w:left="288"/>
-      </w:pPr>
-      <w:r>
-        <w:t>Created leadership dashboards for cloud resource health, performance, and operational decision-making.</w:t>
       </w:r>
     </w:p>
     <w:p>

--- a/Nimisha-Mehta-ATS-Resume-Visual.docx
+++ b/Nimisha-Mehta-ATS-Resume-Visual.docx
@@ -103,10 +103,7 @@
         <w:spacing w:line="276" w:lineRule="auto" w:before="0" w:after="80"/>
       </w:pPr>
       <w:r>
-        <w:rPr>
-          <w:color w:val="212121"/>
-        </w:rPr>
-        <w:t>Operations-focused cloud technology leader with 10+ years of experience managing teams, customers, and enterprise cloud programs across Azure and AWS. Proven track record in service delivery governance, migration leadership, incident and problem management, stakeholder communication, and customer satisfaction improvement. Experienced in scaling cloud operations, leading cross-functional teams, and delivering secure, reliable, and cost-optimized platforms for Telecom and Pharma clients.</w:t>
+        <w:t>Operations-focused cloud technology leader with 10+ years of hands-on experience in Azure/AWS cloud operations and migrations. Proven in service delivery governance, incident management, stakeholder communication, migration execution, and building high-performing cloud teams. Delivered enterprise programs for Telecom (AT&amp;T) and Pharma (Novartis/Sandoz) clients.</w:t>
       </w:r>
     </w:p>
     <w:p>
@@ -424,91 +421,221 @@
     <w:p>
       <w:pPr>
         <w:pStyle w:val="ListBullet"/>
-        <w:spacing w:line="276" w:lineRule="auto" w:before="0" w:after="40"/>
-        <w:ind w:left="288"/>
       </w:pPr>
       <w:r>
-        <w:t>Lead Azure and AWS operations/engineering teams and drive end-to-end service delivery for enterprise cloud platforms.</w:t>
+        <w:t>Mentored junior engineers on Azure best practices and delivered internal knowledge-sharing sessions</w:t>
       </w:r>
     </w:p>
     <w:p>
       <w:pPr>
         <w:pStyle w:val="ListBullet"/>
-        <w:spacing w:line="276" w:lineRule="auto" w:before="0" w:after="40"/>
-        <w:ind w:left="288"/>
       </w:pPr>
       <w:r>
-        <w:t>Own operational governance with customers and stakeholders, including service reviews, KPI/SLA tracking, risk logs, and escalation management.</w:t>
+        <w:t>Managed change, incident, and problem management aligned to ITIL practices and customer SLA commitments</w:t>
       </w:r>
     </w:p>
     <w:p>
       <w:pPr>
         <w:pStyle w:val="ListBullet"/>
-        <w:spacing w:line="276" w:lineRule="auto" w:before="0" w:after="40"/>
-        <w:ind w:left="288"/>
       </w:pPr>
       <w:r>
-        <w:t>Manage staffing and team productivity through capacity planning, shift coverage, prioritization, and skill-matrix-based allocation.</w:t>
+        <w:t>Drove capacity planning, resource optimisation, and monthly FinOps reviews with customer stakeholders</w:t>
       </w:r>
     </w:p>
     <w:p>
       <w:pPr>
         <w:pStyle w:val="ListBullet"/>
-        <w:spacing w:line="276" w:lineRule="auto" w:before="0" w:after="40"/>
-        <w:ind w:left="288"/>
       </w:pPr>
       <w:r>
-        <w:t>Guide migration and modernization programs by aligning architecture, operations readiness, and cutover planning.</w:t>
+        <w:t>Coordinated platform monitoring and alerting using Azure Monitor, Log Analytics, and Defender for Cloud</w:t>
       </w:r>
     </w:p>
     <w:p>
       <w:pPr>
         <w:pStyle w:val="ListBullet"/>
-        <w:spacing w:line="276" w:lineRule="auto" w:before="0" w:after="40"/>
-        <w:ind w:left="288"/>
       </w:pPr>
       <w:r>
-        <w:t>Drive cloud compliance and governance through tagging standards, policy enforcement, documentation standards, and operational controls.</w:t>
+        <w:t>Led cloud governance initiatives including Azure Policy, tagging compliance, RBAC, and security baseline enforcement</w:t>
       </w:r>
     </w:p>
     <w:p>
       <w:pPr>
         <w:pStyle w:val="ListBullet"/>
-        <w:spacing w:line="276" w:lineRule="auto" w:before="0" w:after="40"/>
-        <w:ind w:left="288"/>
       </w:pPr>
       <w:r>
-        <w:t>Implement cloud cost optimization initiatives such as AWS Instance Scheduler, environment hygiene, and utilization tuning.</w:t>
+        <w:t>Managed Azure infrastructure lifecycle: App Services, AKS, Key Vault, VNets, Storage, and Entra ID configurations</w:t>
       </w:r>
     </w:p>
     <w:p>
       <w:pPr>
         <w:pStyle w:val="ListBullet"/>
-        <w:spacing w:line="276" w:lineRule="auto" w:before="0" w:after="40"/>
-        <w:ind w:left="288"/>
       </w:pPr>
       <w:r>
-        <w:t>Establish platform monitoring and alerting through Splunk integrations using Event Hub, Log Analytics, and CloudTrail.</w:t>
+        <w:t>Served as Azure technical lead for migration and steady-state operations of Novartis and Sandoz cloud environments</w:t>
+      </w:r>
+    </w:p>
+    <w:p>
+      <w:pPr/>
+      <w:r>
+        <w:t>Azure Cloud Lead — Novartis / Sandoz (Pharma)</w:t>
       </w:r>
     </w:p>
     <w:p>
       <w:pPr>
         <w:pStyle w:val="ListBullet"/>
-        <w:spacing w:line="276" w:lineRule="auto" w:before="0" w:after="40"/>
-        <w:ind w:left="288"/>
       </w:pPr>
       <w:r>
-        <w:t>Enable secure cloud networking using Private Endpoints, ExpressRoute, Palo Alto firewall controls, Route53, and traffic-forwarding patterns.</w:t>
+        <w:t>Designed, built, and maintained ServiceNow service catalogue items for cloud provisioning requests and enabling ServiceNow Discovery for better governance and compliance.</w:t>
       </w:r>
     </w:p>
     <w:p>
       <w:pPr>
         <w:pStyle w:val="ListBullet"/>
-        <w:spacing w:line="276" w:lineRule="auto" w:before="0" w:after="40"/>
-        <w:ind w:left="288"/>
       </w:pPr>
       <w:r>
-        <w:t>Coach engineers and leads through regular feedback, mentorship, and growth planning to build a high-performing delivery culture.</w:t>
+        <w:t>Delivered end-to-end cloud operations management - spanning service request intake, infrastructure provisioning, configuration, monitoring, patching, compliance checks, incident resolution, Problem Management ensuring full lifecycle accountability for all cloud assets</w:t>
+      </w:r>
+    </w:p>
+    <w:p>
+      <w:pPr>
+        <w:pStyle w:val="ListBullet"/>
+      </w:pPr>
+      <w:r>
+        <w:t>Managed cloud network operations including VNet peering, Hub-Spoke topology governance, ExpressRoute and VPN connectivity validation, NSG rule review cycles, and traffic routing configuration changes with full change management compliance</w:t>
+      </w:r>
+    </w:p>
+    <w:p>
+      <w:pPr>
+        <w:pStyle w:val="ListBullet"/>
+      </w:pPr>
+      <w:r>
+        <w:t>Enforced cloud governance through Azure Policy assignments, AWS Service Control Policies (SCPs), RBAC-based access management, and Entra ID (Azure AD) lifecycle management including role assignments, Privileged Identity Management (PIM), group policies, and conditional access configurations</w:t>
+      </w:r>
+    </w:p>
+    <w:p>
+      <w:pPr>
+        <w:pStyle w:val="ListBullet"/>
+      </w:pPr>
+      <w:r>
+        <w:t>Led periodic orphan resource cleanup across Azure and AWS environments - identified and safely decommissioned unused virtual machines, unattached disks, stale snapshots, idle public IPs, and empty resource groups, delivering measurable cost savings and reducing environment clutter</w:t>
+      </w:r>
+    </w:p>
+    <w:p>
+      <w:pPr>
+        <w:pStyle w:val="ListBullet"/>
+      </w:pPr>
+      <w:r>
+        <w:t>Administered key cloud services across Azure and AWS including Virtual Networks (VNet), Virtual Machines, automated cloud provisioning pipelines, landing zone governance, private endpoints, DNS zones, App Services and storage account configurations</w:t>
+      </w:r>
+    </w:p>
+    <w:p>
+      <w:pPr>
+        <w:pStyle w:val="ListBullet"/>
+      </w:pPr>
+      <w:r>
+        <w:t>Provided 24x7 on-call support for Priority 1 (P1) and critical incidents; led bridge calls, performed structured root cause analysis (RCA), coordinated with resolver teams, and ensured timely stakeholder communication and post-incident review documentation</w:t>
+      </w:r>
+    </w:p>
+    <w:p>
+      <w:pPr>
+        <w:pStyle w:val="ListBullet"/>
+      </w:pPr>
+      <w:r>
+        <w:t>Maintained rigorous SLA tracking for all ServiceNow incident and service request tickets; produced weekly and monthly highlight reports covering open/closed ticket volumes, SLA breach analysis, incident trends, MTTR metrics, and actionable recommendations shared with customer and management stakeholders</w:t>
+      </w:r>
+    </w:p>
+    <w:p>
+      <w:pPr>
+        <w:pStyle w:val="ListBullet"/>
+      </w:pPr>
+      <w:r>
+        <w:t>Conducted formal qualification of cloud services before onboarding - assessed architecture design, security posture, resource tagging standards, naming conventions, and compliance alignment to ensure workloads met enterprise cloud readiness criteria</w:t>
+      </w:r>
+    </w:p>
+    <w:p>
+      <w:pPr>
+        <w:pStyle w:val="ListBullet"/>
+      </w:pPr>
+      <w:r>
+        <w:t>Coordinated workflow governance: versioning, testing, peer review, and approval processes for all vRO workflow changes in production</w:t>
+      </w:r>
+    </w:p>
+    <w:p>
+      <w:pPr>
+        <w:pStyle w:val="ListBullet"/>
+      </w:pPr>
+      <w:r>
+        <w:t>Led operations team in adopting vRA self-service portal(Aria), and letting them leveraged by other teams as well.</w:t>
+      </w:r>
+    </w:p>
+    <w:p>
+      <w:pPr>
+        <w:pStyle w:val="ListBullet"/>
+      </w:pPr>
+      <w:r>
+        <w:t>Managed and maintained a library of 20+ vRO workflows covering VM lifecycle, DNS updates, storage provisioning, snapshot management, and IP Management.</w:t>
+      </w:r>
+    </w:p>
+    <w:p>
+      <w:pPr>
+        <w:pStyle w:val="ListBullet"/>
+      </w:pPr>
+      <w:r>
+        <w:t>Led vRealize Automation (vRA) and vRealize Orchestrator (vRO) implementation to automate manual cloud &amp; on-prem provisioning and operational tasks, eliminating repetitive human effort and reducing turnaround time</w:t>
+      </w:r>
+    </w:p>
+    <w:p>
+      <w:pPr>
+        <w:pStyle w:val="ListBullet"/>
+      </w:pPr>
+      <w:r>
+        <w:t>Built and maintained runbooks, SOPs, Design Specification documents and Work Instructions for operational resilience</w:t>
+      </w:r>
+    </w:p>
+    <w:p>
+      <w:pPr>
+        <w:pStyle w:val="ListBullet"/>
+      </w:pPr>
+      <w:r>
+        <w:t>Implemented AWS Instance Scheduler and Azure auto-shutdown policies for FinOps and cost reduction</w:t>
+      </w:r>
+    </w:p>
+    <w:p>
+      <w:pPr>
+        <w:pStyle w:val="ListBullet"/>
+      </w:pPr>
+      <w:r>
+        <w:t>Established Splunk-based observability using Azure Event Hub and AWS CloudTrail for real-time alerting and incident detection</w:t>
+      </w:r>
+    </w:p>
+    <w:p>
+      <w:pPr>
+        <w:pStyle w:val="ListBullet"/>
+      </w:pPr>
+      <w:r>
+        <w:t>Utilizing Terraform based pipeline in Azure DevOps for operational efficiency.</w:t>
+      </w:r>
+    </w:p>
+    <w:p>
+      <w:pPr>
+        <w:pStyle w:val="ListBullet"/>
+      </w:pPr>
+      <w:r>
+        <w:t>Owned operational governance: SLA/KPI tracking, service reviews, risk management, and escalation handling</w:t>
+      </w:r>
+    </w:p>
+    <w:p>
+      <w:pPr>
+        <w:pStyle w:val="ListBullet"/>
+      </w:pPr>
+      <w:r>
+        <w:t>Led end-to-end public cloud operations across AWS and Azure for enterprise clients in Pharma domain</w:t>
+      </w:r>
+    </w:p>
+    <w:p>
+      <w:pPr/>
+      <w:r>
+        <w:t>Public Cloud (AWS &amp; Azure) &amp; Automation (vRA/vRO) Lead</w:t>
       </w:r>
     </w:p>
     <w:p>
@@ -531,61 +658,33 @@
     <w:p>
       <w:pPr>
         <w:pStyle w:val="ListBullet"/>
-        <w:spacing w:line="276" w:lineRule="auto" w:before="0" w:after="40"/>
-        <w:ind w:left="288"/>
       </w:pPr>
       <w:r>
-        <w:t>Managed cloud delivery for multiple Azure migration programs across planning, design, execution, and transition phases.</w:t>
+        <w:t>Facilitated migration acceptance testing (MAT), knowledge transfer, and post-go-live hypercare support</w:t>
       </w:r>
     </w:p>
     <w:p>
       <w:pPr>
         <w:pStyle w:val="ListBullet"/>
-        <w:spacing w:line="276" w:lineRule="auto" w:before="0" w:after="40"/>
-        <w:ind w:left="288"/>
       </w:pPr>
       <w:r>
-        <w:t>Collaborated with customer and application stakeholders to define migration waves, optimization opportunities, and cutover readiness criteria.</w:t>
+        <w:t>Directed enterprise integration for secure file-transfer and messaging systems (Connect:Direct, IBM MQ)</w:t>
       </w:r>
     </w:p>
     <w:p>
       <w:pPr>
         <w:pStyle w:val="ListBullet"/>
-        <w:spacing w:line="276" w:lineRule="auto" w:before="0" w:after="40"/>
-        <w:ind w:left="288"/>
       </w:pPr>
       <w:r>
-        <w:t>Led provisioning and configuration of cloud infrastructure, including VMs, storage, NSG, Key Vault, and deployment pipelines.</w:t>
+        <w:t>Led provisioning of VMs, storage, NSG, Key Vault, and CI/CD pipelines for enterprise clients</w:t>
       </w:r>
     </w:p>
     <w:p>
       <w:pPr>
         <w:pStyle w:val="ListBullet"/>
-        <w:spacing w:line="276" w:lineRule="auto" w:before="0" w:after="40"/>
-        <w:ind w:left="288"/>
       </w:pPr>
       <w:r>
-        <w:t>Directed enterprise integration setup for secure file transfer and messaging systems (Connect:Direct, IBM MQ, NFS, NetCool).</w:t>
-      </w:r>
-    </w:p>
-    <w:p>
-      <w:pPr>
-        <w:pStyle w:val="ListBullet"/>
-        <w:spacing w:line="276" w:lineRule="auto" w:before="0" w:after="40"/>
-        <w:ind w:left="288"/>
-      </w:pPr>
-      <w:r>
-        <w:t>Oversaw environment connectivity setup (PLE, PLS, NVA, Squid, DNS Zones) and ensured secure outbound/inbound network operations.</w:t>
-      </w:r>
-    </w:p>
-    <w:p>
-      <w:pPr>
-        <w:pStyle w:val="ListBullet"/>
-        <w:spacing w:line="276" w:lineRule="auto" w:before="0" w:after="40"/>
-        <w:ind w:left="288"/>
-      </w:pPr>
-      <w:r>
-        <w:t>Facilitated handoff and transition governance by leading migration acceptance testing (MAT), knowledge transfer, and post-go-live support.</w:t>
+        <w:t>Managed cloud delivery for multiple Azure migration programs across planning, design, execution, and transition phases</w:t>
       </w:r>
     </w:p>
     <w:p>
@@ -608,41 +707,65 @@
     <w:p>
       <w:pPr>
         <w:pStyle w:val="ListBullet"/>
-        <w:spacing w:line="276" w:lineRule="auto" w:before="0" w:after="40"/>
-        <w:ind w:left="288"/>
       </w:pPr>
       <w:r>
-        <w:t>Delivered L1/L2 production support for cloud infrastructure and addressed incidents within SLA commitments.</w:t>
+        <w:t>Supported infrastructure reliability, monitoring, and automation for cloud operations</w:t>
       </w:r>
     </w:p>
     <w:p>
       <w:pPr>
         <w:pStyle w:val="ListBullet"/>
-        <w:spacing w:line="276" w:lineRule="auto" w:before="0" w:after="40"/>
-        <w:ind w:left="288"/>
       </w:pPr>
       <w:r>
-        <w:t>Handled escalations and drove root cause analysis for high-severity defects to reduce recurrence and improve service stability.</w:t>
+        <w:t>Conducted root cause analysis for high-severity defects to reduce recurrence and improve stability</w:t>
       </w:r>
     </w:p>
     <w:p>
       <w:pPr>
         <w:pStyle w:val="ListBullet"/>
-        <w:spacing w:line="276" w:lineRule="auto" w:before="0" w:after="40"/>
-        <w:ind w:left="288"/>
       </w:pPr>
       <w:r>
-        <w:t>Supported AT&amp;T telecom cloud operations with infrastructure reliability, monitoring, and automation support.</w:t>
+        <w:t>Delivered L1/L2 production support for AT&amp;T telecom cloud infrastructure with SLA adherence</w:t>
       </w:r>
     </w:p>
     <w:p>
       <w:pPr>
         <w:pStyle w:val="ListBullet"/>
-        <w:spacing w:line="276" w:lineRule="auto" w:before="0" w:after="40"/>
-        <w:ind w:left="288"/>
       </w:pPr>
       <w:r>
-        <w:t>Improved defect lifecycle management through structured logging, ownership tracking, and faster closure coordination.</w:t>
+        <w:t>Reduced cloud provisioning time by 40% through IaC standardisation and reusable Terraform module libraries</w:t>
+      </w:r>
+    </w:p>
+    <w:p>
+      <w:pPr>
+        <w:pStyle w:val="ListBullet"/>
+      </w:pPr>
+      <w:r>
+        <w:t>Strengthened delivery governance across operations and engineering, improving team output and audit scores</w:t>
+      </w:r>
+    </w:p>
+    <w:p>
+      <w:pPr>
+        <w:pStyle w:val="ListBullet"/>
+      </w:pPr>
+      <w:r>
+        <w:t>Optimized VM sizing and scheduling across Azure and AWS environments, delivering ~30% cloud cost savings while maintaining performance and SLA targets.</w:t>
+      </w:r>
+    </w:p>
+    <w:p>
+      <w:pPr>
+        <w:pStyle w:val="ListBullet"/>
+      </w:pPr>
+      <w:r>
+        <w:t>Automated repetitive service-request workflows, cutting SLA turnaround time and improving CSAT scores</w:t>
+      </w:r>
+    </w:p>
+    <w:p>
+      <w:pPr>
+        <w:pStyle w:val="ListBullet"/>
+      </w:pPr>
+      <w:r>
+        <w:t>Integrated ServiceNow with Splunk to automate backup-failure alerting, reducing resolution time significantly</w:t>
       </w:r>
     </w:p>
     <w:p>
@@ -656,56 +779,6 @@
           <w:sz w:val="24"/>
         </w:rPr>
         <w:t>KEY ACHIEVEMENTS</w:t>
-      </w:r>
-    </w:p>
-    <w:p>
-      <w:pPr>
-        <w:pStyle w:val="ListBullet"/>
-        <w:spacing w:line="276" w:lineRule="auto" w:before="0" w:after="40"/>
-        <w:ind w:left="288"/>
-      </w:pPr>
-      <w:r>
-        <w:t>Led cross-functional cloud teams and strengthened delivery governance across operations and engineering streams.</w:t>
-      </w:r>
-    </w:p>
-    <w:p>
-      <w:pPr>
-        <w:pStyle w:val="ListBullet"/>
-        <w:spacing w:line="276" w:lineRule="auto" w:before="0" w:after="40"/>
-        <w:ind w:left="288"/>
-      </w:pPr>
-      <w:r>
-        <w:t>Improved Service Catalog process efficiency through workflow and form optimization initiatives.</w:t>
-      </w:r>
-    </w:p>
-    <w:p>
-      <w:pPr>
-        <w:pStyle w:val="ListBullet"/>
-        <w:spacing w:line="276" w:lineRule="auto" w:before="0" w:after="40"/>
-        <w:ind w:left="288"/>
-      </w:pPr>
-      <w:r>
-        <w:t>Integrated ServiceNow with Splunk to automate backup failure alerting and improve operational responsiveness.</w:t>
-      </w:r>
-    </w:p>
-    <w:p>
-      <w:pPr>
-        <w:pStyle w:val="ListBullet"/>
-        <w:spacing w:line="276" w:lineRule="auto" w:before="0" w:after="40"/>
-        <w:ind w:left="288"/>
-      </w:pPr>
-      <w:r>
-        <w:t>Automated repetitive service-request activities to reduce SLA turnaround time and improve customer experience.</w:t>
-      </w:r>
-    </w:p>
-    <w:p>
-      <w:pPr>
-        <w:pStyle w:val="ListBullet"/>
-        <w:spacing w:line="276" w:lineRule="auto" w:before="0" w:after="40"/>
-        <w:ind w:left="288"/>
-      </w:pPr>
-      <w:r>
-        <w:t>Created leadership dashboards for cloud resource health, performance, and operational decision-making.</w:t>
       </w:r>
     </w:p>
     <w:p>
